--- a/Quanta, Actually - SERIES/QED Course/chapters/Lesson 59 From Amplitude to Cross Section.docx
+++ b/Quanta, Actually - SERIES/QED Course/chapters/Lesson 59 From Amplitude to Cross Section.docx
@@ -17,7 +17,7 @@
         <w:jc w:val="center"/>
       </w:pPr>
       <w:r>
-        <w:t>Lesson 59 of the Complete Quantum Electrodynamics Course</w:t>
+        <w:t>Lesson 59 of Quantum, Actually, Volume 2: A QED Course</w:t>
       </w:r>
     </w:p>
     <w:p>
@@ -114,7 +114,16 @@
         <w:pStyle w:val="ListBullet"/>
       </w:pPr>
       <w:r>
-        <w:t>Derive the flux factor's center-of-momentum form, F=4p_i√s, from the general definition of Lesson 51.</w:t>
+        <w:t>Derive the flux factor's center-of-momentum form, F=4p</w:t>
+      </w:r>
+      <w:r>
+        <w:rPr>
+          <w:vertAlign w:val="subscript"/>
+        </w:rPr>
+        <w:t>i</w:t>
+      </w:r>
+      <w:r>
+        <w:t>√s, from the general definition of Lesson 51.</w:t>
       </w:r>
     </w:p>
     <w:p>
@@ -122,7 +131,25 @@
         <w:pStyle w:val="ListBullet"/>
       </w:pPr>
       <w:r>
-        <w:t>Assemble the general two-body result dσ/dΩ=(p_f/p_i)|ℳ|²/(64π²s), and its elastic-scattering special case.</w:t>
+        <w:t>Assemble the general two-body result dσ/dΩ=(p</w:t>
+      </w:r>
+      <w:r>
+        <w:rPr>
+          <w:vertAlign w:val="subscript"/>
+        </w:rPr>
+        <w:t>f</w:t>
+      </w:r>
+      <w:r>
+        <w:t>/p</w:t>
+      </w:r>
+      <w:r>
+        <w:rPr>
+          <w:vertAlign w:val="subscript"/>
+        </w:rPr>
+        <w:t>i</w:t>
+      </w:r>
+      <w:r>
+        <w:t>)|ℳ|²/(64π²s), and its elastic-scattering special case.</w:t>
       </w:r>
     </w:p>
     <w:p>
@@ -214,7 +241,13 @@
           </w:tcPr>
           <w:p>
             <w:r>
-              <w:t>p_i</w:t>
+              <w:t>p</w:t>
+            </w:r>
+            <w:r>
+              <w:rPr>
+                <w:vertAlign w:val="subscript"/>
+              </w:rPr>
+              <w:t>i</w:t>
             </w:r>
           </w:p>
         </w:tc>
@@ -251,7 +284,13 @@
           </w:tcPr>
           <w:p>
             <w:r>
-              <w:t>p_f</w:t>
+              <w:t>p</w:t>
+            </w:r>
+            <w:r>
+              <w:rPr>
+                <w:vertAlign w:val="subscript"/>
+              </w:rPr>
+              <w:t>f</w:t>
             </w:r>
           </w:p>
         </w:tc>
@@ -305,7 +344,13 @@
           </w:tcPr>
           <w:p>
             <w:r>
-              <w:t>The energy-balance function whose root fixes p_f</w:t>
+              <w:t>The energy-balance function whose root fixes p</w:t>
+            </w:r>
+            <w:r>
+              <w:rPr>
+                <w:vertAlign w:val="subscript"/>
+              </w:rPr>
+              <w:t>f</w:t>
             </w:r>
           </w:p>
         </w:tc>
@@ -349,6 +394,67 @@
         </w:tc>
       </w:tr>
     </w:tbl>
+    <w:tbl>
+      <w:tblPr>
+        <w:tblW w:type="auto" w:w="0"/>
+        <w:jc w:val="center"/>
+        <w:tblLayout w:type="fixed"/>
+        <w:tblLook w:firstColumn="1" w:firstRow="1" w:lastColumn="0" w:lastRow="0" w:noHBand="0" w:noVBand="1" w:val="04A0"/>
+        <w:tblBorders>
+          <w:top w:val="single" w:sz="8" w:color="7FA7CF"/>
+          <w:left w:val="single" w:sz="8" w:color="7FA7CF"/>
+          <w:bottom w:val="single" w:sz="8" w:color="7FA7CF"/>
+          <w:right w:val="single" w:sz="8" w:color="7FA7CF"/>
+        </w:tblBorders>
+      </w:tblPr>
+      <w:tblGrid>
+        <w:gridCol w:w="9392"/>
+      </w:tblGrid>
+      <w:tr>
+        <w:tc>
+          <w:tcPr>
+            <w:tcW w:type="dxa" w:w="9392"/>
+            <w:shd w:fill="F3F7FB"/>
+            <w:tcMar>
+              <w:top w:w="140" w:type="dxa"/>
+              <w:start w:w="140" w:type="dxa"/>
+              <w:bottom w:w="140" w:type="dxa"/>
+              <w:end w:w="140" w:type="dxa"/>
+            </w:tcMar>
+          </w:tcPr>
+          <w:p>
+            <w:r>
+              <w:rPr>
+                <w:b/>
+                <w:color w:val="1F4E78"/>
+              </w:rPr>
+              <w:t>First pass: the result before the derivation</w:t>
+            </w:r>
+          </w:p>
+          <w:p>
+            <w:pPr>
+              <w:spacing w:after="60"/>
+            </w:pPr>
+            <w:r>
+              <w:t>For 2 → 2 in the CM frame, dσ/dΩ = |ℳ|²/(64π²s) (equal masses, or high energy).</w:t>
+            </w:r>
+          </w:p>
+          <w:p>
+            <w:pPr>
+              <w:spacing w:after="60"/>
+            </w:pPr>
+            <w:r>
+              <w:t>This one formula turns every |ℳ|² of Lessons 54–58 into a number a detector can check.</w:t>
+            </w:r>
+          </w:p>
+        </w:tc>
+      </w:tr>
+    </w:tbl>
+    <w:p>
+      <w:pPr>
+        <w:spacing w:after="80"/>
+      </w:pPr>
+    </w:p>
     <w:p>
       <w:pPr>
         <w:pStyle w:val="Heading2"/>
@@ -654,7 +760,94 @@
     </w:p>
     <w:p>
       <w:r>
-        <w:t>Working in the frame where p₁+p₂=0 turns the delta function's spatial part into a statement purely about p₃ and p₄, and lets the flux factor take the simple form found in Section 4; every quantity in the final result is built from Lorentz scalars or from p_i, p_f (themselves fixed once s and the masses are given), so the formula, once derived here, applies without modification to a measurement made in any frame, converted back through the invariants alone.</w:t>
+        <w:t>Working in the frame where p₁+p₂=0 turns the delta function's spatial part into a statement purely about p₃ and p₄, and lets the flux factor take the simple form found in Section 4; every quantity in the final result is built from Lorentz scalars or from p</w:t>
+      </w:r>
+      <w:r>
+        <w:rPr>
+          <w:vertAlign w:val="subscript"/>
+        </w:rPr>
+        <w:t>i</w:t>
+      </w:r>
+      <w:r>
+        <w:t>, p</w:t>
+      </w:r>
+      <w:r>
+        <w:rPr>
+          <w:vertAlign w:val="subscript"/>
+        </w:rPr>
+        <w:t>f</w:t>
+      </w:r>
+      <w:r>
+        <w:t xml:space="preserve"> (themselves fixed once s and the masses are given), so the formula, once derived here, applies without modification to a measurement made in any frame, converted back through the invariants alone.</w:t>
+      </w:r>
+    </w:p>
+    <w:p>
+      <w:pPr>
+        <w:keepNext/>
+        <w:spacing w:before="160" w:after="40"/>
+        <w:jc w:val="center"/>
+      </w:pPr>
+      <w:r>
+        <w:drawing>
+          <wp:inline xmlns:a="http://schemas.openxmlformats.org/drawingml/2006/main" xmlns:pic="http://schemas.openxmlformats.org/drawingml/2006/picture">
+            <wp:extent cx="4754880" cy="1645373"/>
+            <wp:docPr id="1" name="Picture 1"/>
+            <wp:cNvGraphicFramePr>
+              <a:graphicFrameLocks noChangeAspect="1"/>
+            </wp:cNvGraphicFramePr>
+            <a:graphic>
+              <a:graphicData uri="http://schemas.openxmlformats.org/drawingml/2006/picture">
+                <pic:pic>
+                  <pic:nvPicPr>
+                    <pic:cNvPr id="0" name="L59_cm.png"/>
+                    <pic:cNvPicPr/>
+                  </pic:nvPicPr>
+                  <pic:blipFill>
+                    <a:blip r:embed="rId11"/>
+                    <a:stretch>
+                      <a:fillRect/>
+                    </a:stretch>
+                  </pic:blipFill>
+                  <pic:spPr>
+                    <a:xfrm>
+                      <a:off x="0" y="0"/>
+                      <a:ext cx="4754880" cy="1645373"/>
+                    </a:xfrm>
+                    <a:prstGeom prst="rect"/>
+                  </pic:spPr>
+                </pic:pic>
+              </a:graphicData>
+            </a:graphic>
+          </wp:inline>
+        </w:drawing>
+      </w:r>
+    </w:p>
+    <w:p>
+      <w:pPr>
+        <w:spacing w:after="200"/>
+        <w:jc w:val="center"/>
+      </w:pPr>
+      <w:r>
+        <w:rPr>
+          <w:i/>
+          <w:sz w:val="19"/>
+        </w:rPr>
+        <w:t>Figure 59.1. Two-body final state in the CM frame. Energy fixes |p</w:t>
+      </w:r>
+      <w:r>
+        <w:rPr>
+          <w:i/>
+          <w:sz w:val="19"/>
+          <w:vertAlign w:val="subscript"/>
+        </w:rPr>
+        <w:t>f</w:t>
+      </w:r>
+      <w:r>
+        <w:rPr>
+          <w:i/>
+          <w:sz w:val="19"/>
+        </w:rPr>
+        <w:t>|; only the direction, within dΩ, is free.</w:t>
       </w:r>
     </w:p>
     <w:p>
@@ -1535,7 +1728,34 @@
     </w:p>
     <w:p>
       <w:r>
-        <w:t>At the root p=p_f, energy conservation gives E₃+E₄=√s, so f′(p_f)=−p_f√s/(E₃E₄), and</w:t>
+        <w:t>At the root p=p</w:t>
+      </w:r>
+      <w:r>
+        <w:rPr>
+          <w:vertAlign w:val="subscript"/>
+        </w:rPr>
+        <w:t>f</w:t>
+      </w:r>
+      <w:r>
+        <w:t>, energy conservation gives E₃+E₄=√s, so f′(p</w:t>
+      </w:r>
+      <w:r>
+        <w:rPr>
+          <w:vertAlign w:val="subscript"/>
+        </w:rPr>
+        <w:t>f</w:t>
+      </w:r>
+      <w:r>
+        <w:t>)=−p</w:t>
+      </w:r>
+      <w:r>
+        <w:rPr>
+          <w:vertAlign w:val="subscript"/>
+        </w:rPr>
+        <w:t>f</w:t>
+      </w:r>
+      <w:r>
+        <w:t>√s/(E₃E₄), and</w:t>
       </w:r>
     </w:p>
     <w:p>
@@ -1710,7 +1930,43 @@
     </w:p>
     <w:p>
       <w:r>
-        <w:t>State, in one sentence, why p_f, not p_i, appears in this result. The radial integral runs over the magnitude of the outgoing momentum p₃, so the delta function's root is by definition the value that magnitude takes once energy is balanced, p_f; p_i enters only later, through the flux factor built from the incoming particles.</w:t>
+        <w:t>State, in one sentence, why p</w:t>
+      </w:r>
+      <w:r>
+        <w:rPr>
+          <w:vertAlign w:val="subscript"/>
+        </w:rPr>
+        <w:t>f</w:t>
+      </w:r>
+      <w:r>
+        <w:t>, not p</w:t>
+      </w:r>
+      <w:r>
+        <w:rPr>
+          <w:vertAlign w:val="subscript"/>
+        </w:rPr>
+        <w:t>i</w:t>
+      </w:r>
+      <w:r>
+        <w:t>, appears in this result. The radial integral runs over the magnitude of the outgoing momentum p₃, so the delta function's root is by definition the value that magnitude takes once energy is balanced, p</w:t>
+      </w:r>
+      <w:r>
+        <w:rPr>
+          <w:vertAlign w:val="subscript"/>
+        </w:rPr>
+        <w:t>f</w:t>
+      </w:r>
+      <w:r>
+        <w:t>; p</w:t>
+      </w:r>
+      <w:r>
+        <w:rPr>
+          <w:vertAlign w:val="subscript"/>
+        </w:rPr>
+        <w:t>i</w:t>
+      </w:r>
+      <w:r>
+        <w:t xml:space="preserve"> enters only later, through the flux factor built from the incoming particles.</w:t>
       </w:r>
     </w:p>
     <w:p>
@@ -1723,7 +1979,52 @@
     </w:p>
     <w:p>
       <w:r>
-        <w:t>Lesson 51, Section 3.2, gave F=4E₁E₂|v₁−v₂|; in the center-of-momentum frame, with the incoming particles' three-momenta equal and opposite in magnitude p_i, v₁=p_i/E₁ and v₂=p_i/E₂ point oppositely, so |v₁−v₂|=p_i(E₁+E₂)/(E₁E₂)=p_i√s/(E₁E₂), giving</w:t>
+        <w:t>Lesson 51, Section 3.2, gave F=4E₁E₂|v₁−v₂|; in the center-of-momentum frame, with the incoming particles' three-momenta equal and opposite in magnitude p</w:t>
+      </w:r>
+      <w:r>
+        <w:rPr>
+          <w:vertAlign w:val="subscript"/>
+        </w:rPr>
+        <w:t>i</w:t>
+      </w:r>
+      <w:r>
+        <w:t>, v₁=p</w:t>
+      </w:r>
+      <w:r>
+        <w:rPr>
+          <w:vertAlign w:val="subscript"/>
+        </w:rPr>
+        <w:t>i</w:t>
+      </w:r>
+      <w:r>
+        <w:t>/E₁ and v₂=p</w:t>
+      </w:r>
+      <w:r>
+        <w:rPr>
+          <w:vertAlign w:val="subscript"/>
+        </w:rPr>
+        <w:t>i</w:t>
+      </w:r>
+      <w:r>
+        <w:t>/E₂ point oppositely, so |v₁−v₂|=p</w:t>
+      </w:r>
+      <w:r>
+        <w:rPr>
+          <w:vertAlign w:val="subscript"/>
+        </w:rPr>
+        <w:t>i</w:t>
+      </w:r>
+      <w:r>
+        <w:t>(E₁+E₂)/(E₁E₂)=p</w:t>
+      </w:r>
+      <w:r>
+        <w:rPr>
+          <w:vertAlign w:val="subscript"/>
+        </w:rPr>
+        <w:t>i</w:t>
+      </w:r>
+      <w:r>
+        <w:t>√s/(E₁E₂), giving</w:t>
       </w:r>
     </w:p>
     <w:p>
@@ -1863,7 +2164,16 @@
     </w:p>
     <w:p>
       <w:r>
-        <w:t>Compare this cancellation to a similar one seen earlier in the course. Lesson 44, Section 2.1, found the coupling constant's dimension by a comparable process, terms that individually depended on the specific field content cancelling to leave a bare, universal number; here, the two particles' separate energies drop out of the flux factor entirely, leaving a formula built only from the collision's overall scale, s, and the shared momentum magnitude p_i.</w:t>
+        <w:t>Compare this cancellation to a similar one seen earlier in the course. Lesson 44, Section 2.1, found the coupling constant's dimension by a comparable process, terms that individually depended on the specific field content cancelling to leave a bare, universal number; here, the two particles' separate energies drop out of the flux factor entirely, leaving a formula built only from the collision's overall scale, s, and the shared momentum magnitude p</w:t>
+      </w:r>
+      <w:r>
+        <w:rPr>
+          <w:vertAlign w:val="subscript"/>
+        </w:rPr>
+        <w:t>i</w:t>
+      </w:r>
+      <w:r>
+        <w:t>.</w:t>
       </w:r>
     </w:p>
     <w:p>
@@ -2296,7 +2606,43 @@
     </w:p>
     <w:p>
       <w:r>
-        <w:t>For elastic scattering, m₃=m₁ and m₄=m₂, Lesson 53, Section 4.2, showed p_f=p_i, so the ratio p_f/p_i equals one and</w:t>
+        <w:t>For elastic scattering, m₃=m₁ and m₄=m₂, Lesson 53, Section 4.2, showed p</w:t>
+      </w:r>
+      <w:r>
+        <w:rPr>
+          <w:vertAlign w:val="subscript"/>
+        </w:rPr>
+        <w:t>f</w:t>
+      </w:r>
+      <w:r>
+        <w:t>=p</w:t>
+      </w:r>
+      <w:r>
+        <w:rPr>
+          <w:vertAlign w:val="subscript"/>
+        </w:rPr>
+        <w:t>i</w:t>
+      </w:r>
+      <w:r>
+        <w:t>, so the ratio p</w:t>
+      </w:r>
+      <w:r>
+        <w:rPr>
+          <w:vertAlign w:val="subscript"/>
+        </w:rPr>
+        <w:t>f</w:t>
+      </w:r>
+      <w:r>
+        <w:t>/p</w:t>
+      </w:r>
+      <w:r>
+        <w:rPr>
+          <w:vertAlign w:val="subscript"/>
+        </w:rPr>
+        <w:t>i</w:t>
+      </w:r>
+      <w:r>
+        <w:t xml:space="preserve"> equals one and</w:t>
       </w:r>
     </w:p>
     <w:p>
@@ -2474,7 +2820,25 @@
           </w:tcPr>
           <w:p>
             <w:r>
-              <w:t>dσ/dΩ=(p_f/p_i)|ℳ|²/(64π²s)</w:t>
+              <w:t>dσ/dΩ=(p</w:t>
+            </w:r>
+            <w:r>
+              <w:rPr>
+                <w:vertAlign w:val="subscript"/>
+              </w:rPr>
+              <w:t>f</w:t>
+            </w:r>
+            <w:r>
+              <w:t>/p</w:t>
+            </w:r>
+            <w:r>
+              <w:rPr>
+                <w:vertAlign w:val="subscript"/>
+              </w:rPr>
+              <w:t>i</w:t>
+            </w:r>
+            <w:r>
+              <w:t>)|ℳ|²/(64π²s)</w:t>
             </w:r>
           </w:p>
         </w:tc>
@@ -2585,7 +2949,16 @@
           </w:tcPr>
           <w:p>
             <w:r>
-              <w:t>F=4p_i√s</w:t>
+              <w:t>F=4p</w:t>
+            </w:r>
+            <w:r>
+              <w:rPr>
+                <w:vertAlign w:val="subscript"/>
+              </w:rPr>
+              <w:t>i</w:t>
+            </w:r>
+            <w:r>
+              <w:t>√s</w:t>
             </w:r>
           </w:p>
         </w:tc>
@@ -2643,7 +3016,16 @@
         </w:numPr>
       </w:pPr>
       <w:r>
-        <w:t>Writing that constraint as δ(f(p)) and using the rule for a delta function of a function fixes the radial integral to a value built from p_f and the outgoing energies.</w:t>
+        <w:t>Writing that constraint as δ(f(p)) and using the rule for a delta function of a function fixes the radial integral to a value built from p</w:t>
+      </w:r>
+      <w:r>
+        <w:rPr>
+          <w:vertAlign w:val="subscript"/>
+        </w:rPr>
+        <w:t>f</w:t>
+      </w:r>
+      <w:r>
+        <w:t xml:space="preserve"> and the outgoing energies.</w:t>
       </w:r>
     </w:p>
     <w:p>
@@ -2655,7 +3037,16 @@
         </w:numPr>
       </w:pPr>
       <w:r>
-        <w:t>The flux factor reduces to F=4p_i√s in this frame, with the individual particle energies cancelling out.</w:t>
+        <w:t>The flux factor reduces to F=4p</w:t>
+      </w:r>
+      <w:r>
+        <w:rPr>
+          <w:vertAlign w:val="subscript"/>
+        </w:rPr>
+        <w:t>i</w:t>
+      </w:r>
+      <w:r>
+        <w:t>√s in this frame, with the individual particle energies cancelling out.</w:t>
       </w:r>
     </w:p>
     <w:p>
@@ -2667,7 +3058,25 @@
         </w:numPr>
       </w:pPr>
       <w:r>
-        <w:t>The complete formula is dσ/dΩ=(p_f/p_i)|ℳ|²/(64π²s), reducing to |ℳ|²/(64π²s) for elastic scattering.</w:t>
+        <w:t>The complete formula is dσ/dΩ=(p</w:t>
+      </w:r>
+      <w:r>
+        <w:rPr>
+          <w:vertAlign w:val="subscript"/>
+        </w:rPr>
+        <w:t>f</w:t>
+      </w:r>
+      <w:r>
+        <w:t>/p</w:t>
+      </w:r>
+      <w:r>
+        <w:rPr>
+          <w:vertAlign w:val="subscript"/>
+        </w:rPr>
+        <w:t>i</w:t>
+      </w:r>
+      <w:r>
+        <w:t>)|ℳ|²/(64π²s), reducing to |ℳ|²/(64π²s) for elastic scattering.</w:t>
       </w:r>
     </w:p>
     <w:p>
@@ -2780,7 +3189,13 @@
           </w:tcPr>
           <w:p>
             <w:r>
-              <w:t>Restate Lesson 51's general cross-section formula and identify each of its four structural pieces, following Lesson 51, Worked example 3.</w:t>
+              <w:rPr>
+                <w:b/>
+              </w:rPr>
+              <w:t>Core.</w:t>
+            </w:r>
+            <w:r>
+              <w:t xml:space="preserve"> Restate Lesson 51's general cross-section formula and identify each of its four structural pieces, following Lesson 51, Worked example 3.</w:t>
             </w:r>
           </w:p>
         </w:tc>
@@ -2818,7 +3233,13 @@
           </w:tcPr>
           <w:p>
             <w:r>
-              <w:t>Carry out the d³p₄ integral against the spatial delta function explicitly, showing it sets p₄=p₁+p₂−p₃.</w:t>
+              <w:rPr>
+                <w:b/>
+              </w:rPr>
+              <w:t>Extension.</w:t>
+            </w:r>
+            <w:r>
+              <w:t xml:space="preserve"> Carry out the d³p₄ integral against the spatial delta function explicitly, showing it sets p₄=p₁+p₂−p₃.</w:t>
             </w:r>
           </w:p>
         </w:tc>
@@ -2854,7 +3275,13 @@
           </w:tcPr>
           <w:p>
             <w:r>
-              <w:t>Show that p₁+p₂−p₃ reduces to −p₃ specifically in the center-of-momentum frame, using p₁+p₂=0 there.</w:t>
+              <w:rPr>
+                <w:b/>
+              </w:rPr>
+              <w:t>Core.</w:t>
+            </w:r>
+            <w:r>
+              <w:t xml:space="preserve"> Show that p₁+p₂−p₃ reduces to −p₃ specifically in the center-of-momentum frame, using p₁+p₂=0 there.</w:t>
             </w:r>
           </w:p>
         </w:tc>
@@ -2892,7 +3319,13 @@
           </w:tcPr>
           <w:p>
             <w:r>
-              <w:t>Write out d³p₃ in spherical coordinates, p²dp dΩ, and state which variable the remaining delta function constrains.</w:t>
+              <w:rPr>
+                <w:b/>
+              </w:rPr>
+              <w:t>Core.</w:t>
+            </w:r>
+            <w:r>
+              <w:t xml:space="preserve"> Write out d³p₃ in spherical coordinates, p²dp dΩ, and state which variable the remaining delta function constrains.</w:t>
             </w:r>
           </w:p>
         </w:tc>
@@ -2928,7 +3361,13 @@
           </w:tcPr>
           <w:p>
             <w:r>
-              <w:t>Derive δ(f(p))=δ(p−p₀)/|f′(p₀)| from the defining property ∫δ(x)g(x)dx=g(0), using a change of variable x=f(p) near the root p₀.</w:t>
+              <w:rPr>
+                <w:b/>
+              </w:rPr>
+              <w:t>Extension.</w:t>
+            </w:r>
+            <w:r>
+              <w:t xml:space="preserve"> Derive δ(f(p))=δ(p−p₀)/|f′(p₀)| from the defining property ∫δ(x)g(x)dx=g(0), using a change of variable x=f(p) near the root p₀.</w:t>
             </w:r>
           </w:p>
         </w:tc>
@@ -2966,7 +3405,13 @@
           </w:tcPr>
           <w:p>
             <w:r>
-              <w:t>Compute f′(p) for f(p)=√s−√(p²+m₃²)−√(p²+m₄²), showing each step of the differentiation.</w:t>
+              <w:rPr>
+                <w:b/>
+              </w:rPr>
+              <w:t>Core.</w:t>
+            </w:r>
+            <w:r>
+              <w:t xml:space="preserve"> Compute f′(p) for f(p)=√s−√(p²+m₃²)−√(p²+m₄²), showing each step of the differentiation.</w:t>
             </w:r>
           </w:p>
         </w:tc>
@@ -3002,7 +3447,31 @@
           </w:tcPr>
           <w:p>
             <w:r>
-              <w:t>Evaluate f′(p) at the root p=p_f, using E₃+E₄=√s there, and simplify to −p_f√s/(E₃E₄).</w:t>
+              <w:rPr>
+                <w:b/>
+              </w:rPr>
+              <w:t>Core.</w:t>
+            </w:r>
+            <w:r>
+              <w:t xml:space="preserve"> Evaluate f′(p) at the root p=p</w:t>
+            </w:r>
+            <w:r>
+              <w:rPr>
+                <w:vertAlign w:val="subscript"/>
+              </w:rPr>
+              <w:t>f</w:t>
+            </w:r>
+            <w:r>
+              <w:t>, using E₃+E₄=√s there, and simplify to −p</w:t>
+            </w:r>
+            <w:r>
+              <w:rPr>
+                <w:vertAlign w:val="subscript"/>
+              </w:rPr>
+              <w:t>f</w:t>
+            </w:r>
+            <w:r>
+              <w:t>√s/(E₃E₄).</w:t>
             </w:r>
           </w:p>
         </w:tc>
@@ -3040,7 +3509,22 @@
           </w:tcPr>
           <w:p>
             <w:r>
-              <w:t>Combine Exercises 4–7 to derive ∫p²dp δ(f(p))=p_fE₃E₄/√s.</w:t>
+              <w:rPr>
+                <w:b/>
+              </w:rPr>
+              <w:t>Extension.</w:t>
+            </w:r>
+            <w:r>
+              <w:t xml:space="preserve"> Combine Exercises 4–7 to derive ∫p²dp δ(f(p))=p</w:t>
+            </w:r>
+            <w:r>
+              <w:rPr>
+                <w:vertAlign w:val="subscript"/>
+              </w:rPr>
+              <w:t>f</w:t>
+            </w:r>
+            <w:r>
+              <w:t>E₃E₄/√s.</w:t>
             </w:r>
           </w:p>
         </w:tc>
@@ -3076,7 +3560,22 @@
           </w:tcPr>
           <w:p>
             <w:r>
-              <w:t>State the general definition of the flux factor from Lesson 51, and write v₁, v₂ in the center-of-momentum frame in terms of p_i, E₁, E₂.</w:t>
+              <w:rPr>
+                <w:b/>
+              </w:rPr>
+              <w:t>Core.</w:t>
+            </w:r>
+            <w:r>
+              <w:t xml:space="preserve"> State the general definition of the flux factor from Lesson 51, and write v₁, v₂ in the center-of-momentum frame in terms of p</w:t>
+            </w:r>
+            <w:r>
+              <w:rPr>
+                <w:vertAlign w:val="subscript"/>
+              </w:rPr>
+              <w:t>i</w:t>
+            </w:r>
+            <w:r>
+              <w:t>, E₁, E₂.</w:t>
             </w:r>
           </w:p>
         </w:tc>
@@ -3114,7 +3613,22 @@
           </w:tcPr>
           <w:p>
             <w:r>
-              <w:t>Derive |v₁−v₂|=p_i√s/(E₁E₂) from Exercise 9, using E₁+E₂=√s.</w:t>
+              <w:rPr>
+                <w:b/>
+              </w:rPr>
+              <w:t>Extension.</w:t>
+            </w:r>
+            <w:r>
+              <w:t xml:space="preserve"> Derive |v₁−v₂|=p</w:t>
+            </w:r>
+            <w:r>
+              <w:rPr>
+                <w:vertAlign w:val="subscript"/>
+              </w:rPr>
+              <w:t>i</w:t>
+            </w:r>
+            <w:r>
+              <w:t>√s/(E₁E₂) from Exercise 9, using E₁+E₂=√s.</w:t>
             </w:r>
           </w:p>
         </w:tc>
@@ -3150,7 +3664,22 @@
           </w:tcPr>
           <w:p>
             <w:r>
-              <w:t>Substitute Exercise 10 into F=4E₁E₂|v₁−v₂| and confirm the E₁E₂ factors cancel, leaving F=4p_i√s.</w:t>
+              <w:rPr>
+                <w:b/>
+              </w:rPr>
+              <w:t>Core.</w:t>
+            </w:r>
+            <w:r>
+              <w:t xml:space="preserve"> Substitute Exercise 10 into F=4E₁E₂|v₁−v₂| and confirm the E₁E₂ factors cancel, leaving F=4p</w:t>
+            </w:r>
+            <w:r>
+              <w:rPr>
+                <w:vertAlign w:val="subscript"/>
+              </w:rPr>
+              <w:t>i</w:t>
+            </w:r>
+            <w:r>
+              <w:t>√s.</w:t>
             </w:r>
           </w:p>
         </w:tc>
@@ -3188,7 +3717,13 @@
           </w:tcPr>
           <w:p>
             <w:r>
-              <w:t>Assemble Section 5.1's formula from Sections 2.2, 3.2, and 4, tracking every numerical factor of 2π and every power of the various energies.</w:t>
+              <w:rPr>
+                <w:b/>
+              </w:rPr>
+              <w:t>Extension.</w:t>
+            </w:r>
+            <w:r>
+              <w:t xml:space="preserve"> Assemble Section 5.1's formula from Sections 2.2, 3.2, and 4, tracking every numerical factor of 2π and every power of the various energies.</w:t>
             </w:r>
           </w:p>
         </w:tc>
@@ -3224,7 +3759,31 @@
           </w:tcPr>
           <w:p>
             <w:r>
-              <w:t>Confirm the elastic special case using p_f=p_i (Lesson 53, Section 4.2), and state why that equality holds only when the final-state masses equal the initial ones.</w:t>
+              <w:rPr>
+                <w:b/>
+              </w:rPr>
+              <w:t>Extension.</w:t>
+            </w:r>
+            <w:r>
+              <w:t xml:space="preserve"> Confirm the elastic special case using p</w:t>
+            </w:r>
+            <w:r>
+              <w:rPr>
+                <w:vertAlign w:val="subscript"/>
+              </w:rPr>
+              <w:t>f</w:t>
+            </w:r>
+            <w:r>
+              <w:t>=p</w:t>
+            </w:r>
+            <w:r>
+              <w:rPr>
+                <w:vertAlign w:val="subscript"/>
+              </w:rPr>
+              <w:t>i</w:t>
+            </w:r>
+            <w:r>
+              <w:t xml:space="preserve"> (Lesson 53, Section 4.2), and state why that equality holds only when the final-state masses equal the initial ones.</w:t>
             </w:r>
           </w:p>
         </w:tc>
@@ -3262,7 +3821,13 @@
           </w:tcPr>
           <w:p>
             <w:r>
-              <w:t>Explain, referring to Lesson 54, why the formula of Section 5.2, not the more general Section 5.1, was the appropriate one to quote there.</w:t>
+              <w:rPr>
+                <w:b/>
+              </w:rPr>
+              <w:t>Core.</w:t>
+            </w:r>
+            <w:r>
+              <w:t xml:space="preserve"> Explain, referring to Lesson 54, why the formula of Section 5.2, not the more general Section 5.1, was the appropriate one to quote there.</w:t>
             </w:r>
           </w:p>
         </w:tc>
@@ -3298,7 +3863,13 @@
           </w:tcPr>
           <w:p>
             <w:r>
-              <w:t>For a hypothetical process with unequal initial and final masses, state what additional factor Section 5.1's formula would contribute that Section 5.2's would miss, and describe the physical effect this factor captures.</w:t>
+              <w:rPr>
+                <w:b/>
+              </w:rPr>
+              <w:t>Extension.</w:t>
+            </w:r>
+            <w:r>
+              <w:t xml:space="preserve"> For a hypothetical process with unequal initial and final masses, state what additional factor Section 5.1's formula would contribute that Section 5.2's would miss, and describe the physical effect this factor captures.</w:t>
             </w:r>
           </w:p>
         </w:tc>
@@ -3336,7 +3907,13 @@
           </w:tcPr>
           <w:p>
             <w:r>
-              <w:t>Challenge: sketch, without carrying out the full calculation, how Section 1 through 5's method would need to change for a final state with three particles rather than two, identifying which step (the delta function accounting, the radial integral, or the flux factor) would require the most substantial revision.</w:t>
+              <w:rPr>
+                <w:b/>
+              </w:rPr>
+              <w:t>Challenge.</w:t>
+            </w:r>
+            <w:r>
+              <w:t xml:space="preserve"> Sketch, without carrying out the full calculation, how Section 1 through 5's method would need to change for a final state with three particles rather than two, identifying which step (the delta function accounting, the radial integral, or the flux factor) would require the most substantial revision.</w:t>
             </w:r>
           </w:p>
         </w:tc>
@@ -3353,6 +3930,14 @@
     <w:p>
       <w:r>
         <w:rPr>
+          <w:i/>
+        </w:rPr>
+        <w:t>Attempt each exercise before reading its solution. If you are stuck, read only the first sentence of the solution, then try again.</w:t>
+      </w:r>
+    </w:p>
+    <w:p>
+      <w:r>
+        <w:rPr>
           <w:b/>
         </w:rPr>
         <w:t>1.</w:t>
@@ -3361,7 +3946,25 @@
         <w:t xml:space="preserve"> </w:t>
       </w:r>
       <w:r>
-        <w:t>dσ=(1/F)|ℳ|²(2π)⁴δ⁴(ΣP_f−ΣP_i)dΠ (Lesson 51, Section 3.4): |ℳ|² carries the process-specific physics; 1/F removes the beam-density dependence; the delta function enforces overall energy-momentum balance; dΠ sums over the kinematically allowed final states.</w:t>
+        <w:t>dσ=(1/F)|ℳ|²(2π)⁴δ⁴(ΣP</w:t>
+      </w:r>
+      <w:r>
+        <w:rPr>
+          <w:vertAlign w:val="subscript"/>
+        </w:rPr>
+        <w:t>f</w:t>
+      </w:r>
+      <w:r>
+        <w:t>−ΣP</w:t>
+      </w:r>
+      <w:r>
+        <w:rPr>
+          <w:vertAlign w:val="subscript"/>
+        </w:rPr>
+        <w:t>i</w:t>
+      </w:r>
+      <w:r>
+        <w:t>)dΠ (Lesson 51, Section 3.4): |ℳ|² carries the process-specific physics; 1/F removes the beam-density dependence; the delta function enforces overall energy-momentum balance; dΠ sums over the kinematically allowed final states.</w:t>
       </w:r>
     </w:p>
     <w:p>
@@ -3431,7 +4034,43 @@
         <w:t xml:space="preserve"> </w:t>
       </w:r>
       <w:r>
-        <w:t>f(p)=√s−(p²+m₃²)^(1/2)−(p²+m₄²)^(1/2); differentiating each square root term using the chain rule, d/dp(p²+m²)^(1/2)=p/(p²+m²)^(1/2)=p/E, gives f′(p)=0−p/E₃−p/E₄=−p/E₃−p/E₄.</w:t>
+        <w:t>f(p)=√s−(p²+m₃²)</w:t>
+      </w:r>
+      <w:r>
+        <w:rPr>
+          <w:vertAlign w:val="superscript"/>
+        </w:rPr>
+        <w:t>1/2</w:t>
+      </w:r>
+      <w:r>
+        <w:t>−(p²+m₄²)</w:t>
+      </w:r>
+      <w:r>
+        <w:rPr>
+          <w:vertAlign w:val="superscript"/>
+        </w:rPr>
+        <w:t>1/2</w:t>
+      </w:r>
+      <w:r>
+        <w:t>; differentiating each square root term using the chain rule, d/dp(p²+m²)</w:t>
+      </w:r>
+      <w:r>
+        <w:rPr>
+          <w:vertAlign w:val="superscript"/>
+        </w:rPr>
+        <w:t>1/2</w:t>
+      </w:r>
+      <w:r>
+        <w:t>=p/(p²+m²)</w:t>
+      </w:r>
+      <w:r>
+        <w:rPr>
+          <w:vertAlign w:val="superscript"/>
+        </w:rPr>
+        <w:t>1/2</w:t>
+      </w:r>
+      <w:r>
+        <w:t>=p/E, gives f′(p)=0−p/E₃−p/E₄=−p/E₃−p/E₄.</w:t>
       </w:r>
     </w:p>
     <w:p>
@@ -3445,7 +4084,70 @@
         <w:t xml:space="preserve"> </w:t>
       </w:r>
       <w:r>
-        <w:t>f′(p_f)=−p_f/E₃−p_f/E₄=−p_f(1/E₃+1/E₄)=−p_f(E₃+E₄)/(E₃E₄); substituting E₃+E₄=√s (energy conservation, evaluated at the physical root) gives f′(p_f)=−p_f√s/(E₃E₄).</w:t>
+        <w:t>f′(p</w:t>
+      </w:r>
+      <w:r>
+        <w:rPr>
+          <w:vertAlign w:val="subscript"/>
+        </w:rPr>
+        <w:t>f</w:t>
+      </w:r>
+      <w:r>
+        <w:t>)=−p</w:t>
+      </w:r>
+      <w:r>
+        <w:rPr>
+          <w:vertAlign w:val="subscript"/>
+        </w:rPr>
+        <w:t>f</w:t>
+      </w:r>
+      <w:r>
+        <w:t>/E₃−p</w:t>
+      </w:r>
+      <w:r>
+        <w:rPr>
+          <w:vertAlign w:val="subscript"/>
+        </w:rPr>
+        <w:t>f</w:t>
+      </w:r>
+      <w:r>
+        <w:t>/E₄=−p</w:t>
+      </w:r>
+      <w:r>
+        <w:rPr>
+          <w:vertAlign w:val="subscript"/>
+        </w:rPr>
+        <w:t>f</w:t>
+      </w:r>
+      <w:r>
+        <w:t>(1/E₃+1/E₄)=−p</w:t>
+      </w:r>
+      <w:r>
+        <w:rPr>
+          <w:vertAlign w:val="subscript"/>
+        </w:rPr>
+        <w:t>f</w:t>
+      </w:r>
+      <w:r>
+        <w:t>(E₃+E₄)/(E₃E₄); substituting E₃+E₄=√s (energy conservation, evaluated at the physical root) gives f′(p</w:t>
+      </w:r>
+      <w:r>
+        <w:rPr>
+          <w:vertAlign w:val="subscript"/>
+        </w:rPr>
+        <w:t>f</w:t>
+      </w:r>
+      <w:r>
+        <w:t>)=−p</w:t>
+      </w:r>
+      <w:r>
+        <w:rPr>
+          <w:vertAlign w:val="subscript"/>
+        </w:rPr>
+        <w:t>f</w:t>
+      </w:r>
+      <w:r>
+        <w:t>√s/(E₃E₄).</w:t>
       </w:r>
     </w:p>
     <w:p>
@@ -3459,7 +4161,97 @@
         <w:t xml:space="preserve"> </w:t>
       </w:r>
       <w:r>
-        <w:t>∫p²dp δ(f(p))=p_f²/|f′(p_f)| (Exercise 5, evaluated at p₀=p_f, using Exercise 4's p² weight); substituting |f′(p_f)|=p_f√s/(E₃E₄) (Exercise 7) gives p_f²/(p_f√s/(E₃E₄))=p_f²(E₃E₄)/(p_f√s)=p_fE₃E₄/√s.</w:t>
+        <w:t>∫p²dp δ(f(p))=p</w:t>
+      </w:r>
+      <w:r>
+        <w:rPr>
+          <w:vertAlign w:val="subscript"/>
+        </w:rPr>
+        <w:t>f</w:t>
+      </w:r>
+      <w:r>
+        <w:t>²/|f′(p</w:t>
+      </w:r>
+      <w:r>
+        <w:rPr>
+          <w:vertAlign w:val="subscript"/>
+        </w:rPr>
+        <w:t>f</w:t>
+      </w:r>
+      <w:r>
+        <w:t>)| (Exercise 5, evaluated at p₀=p</w:t>
+      </w:r>
+      <w:r>
+        <w:rPr>
+          <w:vertAlign w:val="subscript"/>
+        </w:rPr>
+        <w:t>f</w:t>
+      </w:r>
+      <w:r>
+        <w:t>, using Exercise 4's p² weight); substituting |f′(p</w:t>
+      </w:r>
+      <w:r>
+        <w:rPr>
+          <w:vertAlign w:val="subscript"/>
+        </w:rPr>
+        <w:t>f</w:t>
+      </w:r>
+      <w:r>
+        <w:t>)|=p</w:t>
+      </w:r>
+      <w:r>
+        <w:rPr>
+          <w:vertAlign w:val="subscript"/>
+        </w:rPr>
+        <w:t>f</w:t>
+      </w:r>
+      <w:r>
+        <w:t>√s/(E₃E₄) (Exercise 7) gives p</w:t>
+      </w:r>
+      <w:r>
+        <w:rPr>
+          <w:vertAlign w:val="subscript"/>
+        </w:rPr>
+        <w:t>f</w:t>
+      </w:r>
+      <w:r>
+        <w:t>²/(p</w:t>
+      </w:r>
+      <w:r>
+        <w:rPr>
+          <w:vertAlign w:val="subscript"/>
+        </w:rPr>
+        <w:t>f</w:t>
+      </w:r>
+      <w:r>
+        <w:t>√s/(E₃E₄))=p</w:t>
+      </w:r>
+      <w:r>
+        <w:rPr>
+          <w:vertAlign w:val="subscript"/>
+        </w:rPr>
+        <w:t>f</w:t>
+      </w:r>
+      <w:r>
+        <w:t>²(E₃E₄)/(p</w:t>
+      </w:r>
+      <w:r>
+        <w:rPr>
+          <w:vertAlign w:val="subscript"/>
+        </w:rPr>
+        <w:t>f</w:t>
+      </w:r>
+      <w:r>
+        <w:t>√s)=p</w:t>
+      </w:r>
+      <w:r>
+        <w:rPr>
+          <w:vertAlign w:val="subscript"/>
+        </w:rPr>
+        <w:t>f</w:t>
+      </w:r>
+      <w:r>
+        <w:t>E₃E₄/√s.</w:t>
       </w:r>
     </w:p>
     <w:p>
@@ -3473,7 +4265,34 @@
         <w:t xml:space="preserve"> </w:t>
       </w:r>
       <w:r>
-        <w:t>F=4E₁E₂|v₁−v₂| (Lesson 51, Section 3.2). In the center-of-momentum frame, v₁=p_i/E₁ and v₂=−p_i/E₂ (equal magnitudes, opposite directions, using the shared momentum magnitude p_i since the two incoming three-momenta are equal and opposite).</w:t>
+        <w:t>F=4E₁E₂|v₁−v₂| (Lesson 51, Section 3.2). In the center-of-momentum frame, v₁=p</w:t>
+      </w:r>
+      <w:r>
+        <w:rPr>
+          <w:vertAlign w:val="subscript"/>
+        </w:rPr>
+        <w:t>i</w:t>
+      </w:r>
+      <w:r>
+        <w:t>/E₁ and v₂=−p</w:t>
+      </w:r>
+      <w:r>
+        <w:rPr>
+          <w:vertAlign w:val="subscript"/>
+        </w:rPr>
+        <w:t>i</w:t>
+      </w:r>
+      <w:r>
+        <w:t>/E₂ (equal magnitudes, opposite directions, using the shared momentum magnitude p</w:t>
+      </w:r>
+      <w:r>
+        <w:rPr>
+          <w:vertAlign w:val="subscript"/>
+        </w:rPr>
+        <w:t>i</w:t>
+      </w:r>
+      <w:r>
+        <w:t xml:space="preserve"> since the two incoming three-momenta are equal and opposite).</w:t>
       </w:r>
     </w:p>
     <w:p>
@@ -3487,7 +4306,52 @@
         <w:t xml:space="preserve"> </w:t>
       </w:r>
       <w:r>
-        <w:t>v₁−v₂=p_i/E₁−(−p_i/E₂)=p_i(1/E₁+1/E₂)=p_i(E₁+E₂)/(E₁E₂); using E₁+E₂=√s, |v₁−v₂|=p_i√s/(E₁E₂).</w:t>
+        <w:t>v₁−v₂=p</w:t>
+      </w:r>
+      <w:r>
+        <w:rPr>
+          <w:vertAlign w:val="subscript"/>
+        </w:rPr>
+        <w:t>i</w:t>
+      </w:r>
+      <w:r>
+        <w:t>/E₁−(−p</w:t>
+      </w:r>
+      <w:r>
+        <w:rPr>
+          <w:vertAlign w:val="subscript"/>
+        </w:rPr>
+        <w:t>i</w:t>
+      </w:r>
+      <w:r>
+        <w:t>/E₂)=p</w:t>
+      </w:r>
+      <w:r>
+        <w:rPr>
+          <w:vertAlign w:val="subscript"/>
+        </w:rPr>
+        <w:t>i</w:t>
+      </w:r>
+      <w:r>
+        <w:t>(1/E₁+1/E₂)=p</w:t>
+      </w:r>
+      <w:r>
+        <w:rPr>
+          <w:vertAlign w:val="subscript"/>
+        </w:rPr>
+        <w:t>i</w:t>
+      </w:r>
+      <w:r>
+        <w:t>(E₁+E₂)/(E₁E₂); using E₁+E₂=√s, |v₁−v₂|=p</w:t>
+      </w:r>
+      <w:r>
+        <w:rPr>
+          <w:vertAlign w:val="subscript"/>
+        </w:rPr>
+        <w:t>i</w:t>
+      </w:r>
+      <w:r>
+        <w:t>√s/(E₁E₂).</w:t>
       </w:r>
     </w:p>
     <w:p>
@@ -3501,7 +4365,25 @@
         <w:t xml:space="preserve"> </w:t>
       </w:r>
       <w:r>
-        <w:t>F=4E₁E₂·[p_i√s/(E₁E₂)]=4p_i√s, the E₁E₂ factors in the numerator and denominator cancelling exactly, leaving no dependence on the individual particle energies.</w:t>
+        <w:t>F=4E₁E₂·[p</w:t>
+      </w:r>
+      <w:r>
+        <w:rPr>
+          <w:vertAlign w:val="subscript"/>
+        </w:rPr>
+        <w:t>i</w:t>
+      </w:r>
+      <w:r>
+        <w:t>√s/(E₁E₂)]=4p</w:t>
+      </w:r>
+      <w:r>
+        <w:rPr>
+          <w:vertAlign w:val="subscript"/>
+        </w:rPr>
+        <w:t>i</w:t>
+      </w:r>
+      <w:r>
+        <w:t>√s, the E₁E₂ factors in the numerator and denominator cancelling exactly, leaving no dependence on the individual particle energies.</w:t>
       </w:r>
     </w:p>
     <w:p>
@@ -3515,7 +4397,52 @@
         <w:t xml:space="preserve"> </w:t>
       </w:r>
       <w:r>
-        <w:t>dσ=(1/F)|ℳ|²(1/(2π)²)∫p²dp δ(f(p))(1/4E₃E₄)dΩ (Section 2.2, with the radial integral now made explicit). Substituting Exercise 8's result and F=4p_i√s: dσ/dΩ=(1/(4p_i√s))|ℳ|²(1/(2π)²)(p_fE₃E₄/√s)(1/(4E₃E₄)). The E₃E₄ in the numerator (from the radial integral) cancels the E₃E₄ in the denominator (from the phase-space measure), and the two factors of √s combine to give an overall s in the denominator, leaving dσ/dΩ=(p_f/p_i)|ℳ|²/(64π²s), using (2π)²×4×4=64π².</w:t>
+        <w:t>dσ=(1/F)|ℳ|²(1/(2π)²)∫p²dp δ(f(p))(1/4E₃E₄)dΩ (Section 2.2, with the radial integral now made explicit). Substituting Exercise 8's result and F=4p</w:t>
+      </w:r>
+      <w:r>
+        <w:rPr>
+          <w:vertAlign w:val="subscript"/>
+        </w:rPr>
+        <w:t>i</w:t>
+      </w:r>
+      <w:r>
+        <w:t>√s: dσ/dΩ=(1/(4p</w:t>
+      </w:r>
+      <w:r>
+        <w:rPr>
+          <w:vertAlign w:val="subscript"/>
+        </w:rPr>
+        <w:t>i</w:t>
+      </w:r>
+      <w:r>
+        <w:t>√s))|ℳ|²(1/(2π)²)(p</w:t>
+      </w:r>
+      <w:r>
+        <w:rPr>
+          <w:vertAlign w:val="subscript"/>
+        </w:rPr>
+        <w:t>f</w:t>
+      </w:r>
+      <w:r>
+        <w:t>E₃E₄/√s)(1/(4E₃E₄)). The E₃E₄ in the numerator (from the radial integral) cancels the E₃E₄ in the denominator (from the phase-space measure), and the two factors of √s combine to give an overall s in the denominator, leaving dσ/dΩ=(p</w:t>
+      </w:r>
+      <w:r>
+        <w:rPr>
+          <w:vertAlign w:val="subscript"/>
+        </w:rPr>
+        <w:t>f</w:t>
+      </w:r>
+      <w:r>
+        <w:t>/p</w:t>
+      </w:r>
+      <w:r>
+        <w:rPr>
+          <w:vertAlign w:val="subscript"/>
+        </w:rPr>
+        <w:t>i</w:t>
+      </w:r>
+      <w:r>
+        <w:t>)|ℳ|²/(64π²s), using (2π)²×4×4=64π².</w:t>
       </w:r>
     </w:p>
     <w:p>
@@ -3529,7 +4456,61 @@
         <w:t xml:space="preserve"> </w:t>
       </w:r>
       <w:r>
-        <w:t>With equal masses before and after (m₃=m₁, m₄=m₂), the equation determining p_f, √(p_f²+m₁²)+√(p_f²+m₂²)=√s, is identical to the equation already solved for p_i in setting up the initial state, so p_f=p_i (Lesson 53, Section 4.2); if the final-state masses differed, this would be a different equation with, in general, a different root.</w:t>
+        <w:t>With equal masses before and after (m₃=m₁, m₄=m₂), the equation determining p</w:t>
+      </w:r>
+      <w:r>
+        <w:rPr>
+          <w:vertAlign w:val="subscript"/>
+        </w:rPr>
+        <w:t>f</w:t>
+      </w:r>
+      <w:r>
+        <w:t>, √(p</w:t>
+      </w:r>
+      <w:r>
+        <w:rPr>
+          <w:vertAlign w:val="subscript"/>
+        </w:rPr>
+        <w:t>f</w:t>
+      </w:r>
+      <w:r>
+        <w:t>²+m₁²)+√(p</w:t>
+      </w:r>
+      <w:r>
+        <w:rPr>
+          <w:vertAlign w:val="subscript"/>
+        </w:rPr>
+        <w:t>f</w:t>
+      </w:r>
+      <w:r>
+        <w:t>²+m₂²)=√s, is identical to the equation already solved for p</w:t>
+      </w:r>
+      <w:r>
+        <w:rPr>
+          <w:vertAlign w:val="subscript"/>
+        </w:rPr>
+        <w:t>i</w:t>
+      </w:r>
+      <w:r>
+        <w:t xml:space="preserve"> in setting up the initial state, so p</w:t>
+      </w:r>
+      <w:r>
+        <w:rPr>
+          <w:vertAlign w:val="subscript"/>
+        </w:rPr>
+        <w:t>f</w:t>
+      </w:r>
+      <w:r>
+        <w:t>=p</w:t>
+      </w:r>
+      <w:r>
+        <w:rPr>
+          <w:vertAlign w:val="subscript"/>
+        </w:rPr>
+        <w:t>i</w:t>
+      </w:r>
+      <w:r>
+        <w:t xml:space="preserve"> (Lesson 53, Section 4.2); if the final-state masses differed, this would be a different equation with, in general, a different root.</w:t>
       </w:r>
     </w:p>
     <w:p>
@@ -3543,7 +4524,25 @@
         <w:t xml:space="preserve"> </w:t>
       </w:r>
       <w:r>
-        <w:t>Every process in Lessons 54–58 keeps the same particle content (or the same total mass configuration) on both sides of the reaction in the sense relevant to this formula's derivation, so p_f=p_i throughout, and the simpler Section 5.2 formula applies without needing the more general ratio.</w:t>
+        <w:t>Every process in Lessons 54–58 keeps the same particle content (or the same total mass configuration) on both sides of the reaction in the sense relevant to this formula's derivation, so p</w:t>
+      </w:r>
+      <w:r>
+        <w:rPr>
+          <w:vertAlign w:val="subscript"/>
+        </w:rPr>
+        <w:t>f</w:t>
+      </w:r>
+      <w:r>
+        <w:t>=p</w:t>
+      </w:r>
+      <w:r>
+        <w:rPr>
+          <w:vertAlign w:val="subscript"/>
+        </w:rPr>
+        <w:t>i</w:t>
+      </w:r>
+      <w:r>
+        <w:t xml:space="preserve"> throughout, and the simpler Section 5.2 formula applies without needing the more general ratio.</w:t>
       </w:r>
     </w:p>
     <w:p>
@@ -3557,7 +4556,25 @@
         <w:t xml:space="preserve"> </w:t>
       </w:r>
       <w:r>
-        <w:t>For unequal masses, the factor p_f/p_i, generally not equal to one, would appear, capturing the physical fact that a heavier or lighter final state carries away a different amount of momentum for the same total energy √s than the initial state supplied; Section 5.2 would simply miss this factor, giving an incorrect normalization if applied where the masses genuinely differ.</w:t>
+        <w:t>For unequal masses, the factor p</w:t>
+      </w:r>
+      <w:r>
+        <w:rPr>
+          <w:vertAlign w:val="subscript"/>
+        </w:rPr>
+        <w:t>f</w:t>
+      </w:r>
+      <w:r>
+        <w:t>/p</w:t>
+      </w:r>
+      <w:r>
+        <w:rPr>
+          <w:vertAlign w:val="subscript"/>
+        </w:rPr>
+        <w:t>i</w:t>
+      </w:r>
+      <w:r>
+        <w:t>, generally not equal to one, would appear, capturing the physical fact that a heavier or lighter final state carries away a different amount of momentum for the same total energy √s than the initial state supplied; Section 5.2 would simply miss this factor, giving an incorrect normalization if applied where the masses genuinely differ.</w:t>
       </w:r>
     </w:p>
     <w:p>
@@ -3579,47 +4596,12 @@
         <w:pStyle w:val="Heading2"/>
       </w:pPr>
       <w:r>
-        <w:t>Mastery checklist</w:t>
+        <w:t>Mastery check</w:t>
       </w:r>
     </w:p>
     <w:p>
-      <w:pPr>
-        <w:pStyle w:val="ListBullet"/>
-      </w:pPr>
       <w:r>
-        <w:t>I can restate Lesson 51's general cross-section formula and identify what remained to be derived.</w:t>
-      </w:r>
-    </w:p>
-    <w:p>
-      <w:pPr>
-        <w:pStyle w:val="ListBullet"/>
-      </w:pPr>
-      <w:r>
-        <w:t>I can use the spatial delta function to remove the p₄ integral and reduce the calculation to a single radial variable.</w:t>
-      </w:r>
-    </w:p>
-    <w:p>
-      <w:pPr>
-        <w:pStyle w:val="ListBullet"/>
-      </w:pPr>
-      <w:r>
-        <w:t>I can apply the delta-function-of-a-function rule to evaluate the radial integral in terms of p_f.</w:t>
-      </w:r>
-    </w:p>
-    <w:p>
-      <w:pPr>
-        <w:pStyle w:val="ListBullet"/>
-      </w:pPr>
-      <w:r>
-        <w:t>I can derive the center-of-momentum flux factor F=4p_i√s.</w:t>
-      </w:r>
-    </w:p>
-    <w:p>
-      <w:pPr>
-        <w:pStyle w:val="ListBullet"/>
-      </w:pPr>
-      <w:r>
-        <w:t>I can assemble the complete formula dσ/dΩ=(p_f/p_i)|ℳ|²/(64π²s) and its elastic special case.</w:t>
+        <w:t>Before moving on, do the Core exercises without looking at the solutions and state this lesson's main result from memory. If both go smoothly, continue; if not, reread the sections the missed exercises cite.</w:t>
       </w:r>
     </w:p>
     <w:p>
@@ -3671,7 +4653,7 @@
         <w:color w:val="5A5A5A"/>
         <w:sz w:val="16"/>
       </w:rPr>
-      <w:t>QED Course   Lesson 59</w:t>
+      <w:t>A QED Course   Lesson 59</w:t>
     </w:r>
   </w:p>
 </w:hdr>
